--- a/conference/conf_v_last.docx
+++ b/conference/conf_v_last.docx
@@ -9,6 +9,7 @@
           <w:rFonts w:ascii="Times New Roman" w:hAnsi="Times New Roman"/>
           <w:sz w:val="28"/>
           <w:szCs w:val="28"/>
+          <w:lang w:val="en-US"/>
         </w:rPr>
       </w:pPr>
       <w:bookmarkStart w:id="0" w:name="_Hlk227660764"/>
@@ -18,7 +19,64 @@
           <w:sz w:val="28"/>
           <w:szCs w:val="28"/>
         </w:rPr>
-        <w:t>УДК 557.114:616-006</w:t>
+        <w:t xml:space="preserve">УДК </w:t>
+      </w:r>
+      <w:r>
+        <w:rPr>
+          <w:rFonts w:ascii="Times New Roman" w:hAnsi="Times New Roman"/>
+          <w:sz w:val="28"/>
+          <w:szCs w:val="28"/>
+        </w:rPr>
+        <w:t>004</w:t>
+      </w:r>
+      <w:r>
+        <w:rPr>
+          <w:rFonts w:ascii="Times New Roman" w:hAnsi="Times New Roman"/>
+          <w:sz w:val="28"/>
+          <w:szCs w:val="28"/>
+        </w:rPr>
+        <w:t>.</w:t>
+      </w:r>
+      <w:r>
+        <w:rPr>
+          <w:rFonts w:ascii="Times New Roman" w:hAnsi="Times New Roman"/>
+          <w:sz w:val="28"/>
+          <w:szCs w:val="28"/>
+        </w:rPr>
+        <w:t>75</w:t>
+      </w:r>
+      <w:r>
+        <w:rPr>
+          <w:rFonts w:ascii="Times New Roman" w:hAnsi="Times New Roman"/>
+          <w:sz w:val="28"/>
+          <w:szCs w:val="28"/>
+        </w:rPr>
+        <w:t>:</w:t>
+      </w:r>
+      <w:r>
+        <w:rPr>
+          <w:rFonts w:ascii="Times New Roman" w:hAnsi="Times New Roman"/>
+          <w:sz w:val="28"/>
+          <w:szCs w:val="28"/>
+        </w:rPr>
+        <w:t>004</w:t>
+      </w:r>
+      <w:r>
+        <w:rPr>
+          <w:rFonts w:ascii="Times New Roman" w:hAnsi="Times New Roman"/>
+          <w:sz w:val="28"/>
+          <w:szCs w:val="28"/>
+        </w:rPr>
+        <w:t>.</w:t>
+      </w:r>
+      <w:r>
+        <w:rPr>
+          <w:rFonts w:ascii="Times New Roman" w:hAnsi="Times New Roman"/>
+          <w:sz w:val="28"/>
+          <w:szCs w:val="28"/>
+          <w:lang w:val="en-US"/>
+        </w:rPr>
+        <w:t>65</w:t>
       </w:r>
     </w:p>
     <w:p>
@@ -836,7 +894,27 @@
           <w:szCs w:val="28"/>
         </w:rPr>
         <w:lastRenderedPageBreak/>
-        <w:t>пода в формате &lt;имя&gt;.&lt;сервис&gt;.&lt;</w:t>
+        <w:t>пода в формате &lt;имя</w:t>
+      </w:r>
+      <w:proofErr w:type="gramStart"/>
+      <w:r>
+        <w:rPr>
+          <w:rFonts w:ascii="Times New Roman" w:hAnsi="Times New Roman"/>
+          <w:color w:val="000000"/>
+          <w:sz w:val="28"/>
+          <w:szCs w:val="28"/>
+        </w:rPr>
+        <w:t>&gt;.&lt;</w:t>
+      </w:r>
+      <w:proofErr w:type="gramEnd"/>
+      <w:r>
+        <w:rPr>
+          <w:rFonts w:ascii="Times New Roman" w:hAnsi="Times New Roman"/>
+          <w:color w:val="000000"/>
+          <w:sz w:val="28"/>
+          <w:szCs w:val="28"/>
+        </w:rPr>
+        <w:t>сервис&gt;.&lt;</w:t>
       </w:r>
       <w:proofErr w:type="spellStart"/>
       <w:r>
@@ -1373,6 +1451,7 @@
         <w:t>. Все значения задаются централизованно в </w:t>
       </w:r>
       <w:proofErr w:type="spellStart"/>
+      <w:proofErr w:type="gramStart"/>
       <w:r>
         <w:rPr>
           <w:rFonts w:ascii="Times New Roman" w:hAnsi="Times New Roman"/>
@@ -1383,6 +1462,7 @@
         <w:t>values.yaml</w:t>
       </w:r>
       <w:proofErr w:type="spellEnd"/>
+      <w:proofErr w:type="gramEnd"/>
       <w:r>
         <w:rPr>
           <w:rFonts w:ascii="Times New Roman" w:hAnsi="Times New Roman"/>
@@ -2015,6 +2095,7 @@
         <w:t>. Таблица </w:t>
       </w:r>
       <w:proofErr w:type="spellStart"/>
+      <w:proofErr w:type="gramStart"/>
       <w:r>
         <w:rPr>
           <w:rFonts w:ascii="Times New Roman" w:hAnsi="Times New Roman"/>
@@ -2025,6 +2106,7 @@
         <w:t>locker.locks</w:t>
       </w:r>
       <w:proofErr w:type="spellEnd"/>
+      <w:proofErr w:type="gramEnd"/>
       <w:r>
         <w:rPr>
           <w:rFonts w:ascii="Times New Roman" w:hAnsi="Times New Roman"/>
@@ -2393,397 +2475,6 @@
           <w:szCs w:val="28"/>
         </w:rPr>
         <w:t>SQL-инъекций.</w:t>
-      </w:r>
-    </w:p>
-    <w:p>
-      <w:pPr>
-        <w:spacing w:after="0" w:line="240" w:lineRule="auto"/>
-        <w:ind w:firstLine="709"/>
-        <w:jc w:val="both"/>
-        <w:rPr>
-          <w:rFonts w:ascii="Times New Roman" w:hAnsi="Times New Roman"/>
-          <w:color w:val="000000"/>
-          <w:sz w:val="28"/>
-          <w:szCs w:val="28"/>
-        </w:rPr>
-      </w:pPr>
-      <w:r>
-        <w:rPr>
-          <w:rFonts w:ascii="Times New Roman" w:hAnsi="Times New Roman"/>
-          <w:color w:val="000000"/>
-          <w:sz w:val="28"/>
-          <w:szCs w:val="28"/>
-        </w:rPr>
-        <w:t>Вс</w:t>
-      </w:r>
-      <w:r>
-        <w:rPr>
-          <w:rFonts w:ascii="Times New Roman" w:hAnsi="Times New Roman"/>
-          <w:color w:val="000000"/>
-          <w:sz w:val="28"/>
-          <w:szCs w:val="28"/>
-        </w:rPr>
-        <w:t>е</w:t>
-      </w:r>
-      <w:r>
-        <w:rPr>
-          <w:rFonts w:ascii="Times New Roman" w:hAnsi="Times New Roman"/>
-          <w:color w:val="000000"/>
-          <w:sz w:val="28"/>
-          <w:szCs w:val="28"/>
-        </w:rPr>
-        <w:t xml:space="preserve"> разв</w:t>
-      </w:r>
-      <w:r>
-        <w:rPr>
-          <w:rFonts w:ascii="Times New Roman" w:hAnsi="Times New Roman"/>
-          <w:color w:val="000000"/>
-          <w:sz w:val="28"/>
-          <w:szCs w:val="28"/>
-        </w:rPr>
-        <w:t>е</w:t>
-      </w:r>
-      <w:r>
-        <w:rPr>
-          <w:rFonts w:ascii="Times New Roman" w:hAnsi="Times New Roman"/>
-          <w:color w:val="000000"/>
-          <w:sz w:val="28"/>
-          <w:szCs w:val="28"/>
-        </w:rPr>
-        <w:t xml:space="preserve">ртывание автоматизировано через </w:t>
-      </w:r>
-      <w:proofErr w:type="spellStart"/>
-      <w:r>
-        <w:rPr>
-          <w:rFonts w:ascii="Times New Roman" w:hAnsi="Times New Roman"/>
-          <w:color w:val="000000"/>
-          <w:sz w:val="28"/>
-          <w:szCs w:val="28"/>
-        </w:rPr>
-        <w:t>Helm</w:t>
-      </w:r>
-      <w:proofErr w:type="spellEnd"/>
-      <w:r>
-        <w:rPr>
-          <w:rFonts w:ascii="Times New Roman" w:hAnsi="Times New Roman"/>
-          <w:color w:val="000000"/>
-          <w:sz w:val="28"/>
-          <w:szCs w:val="28"/>
-        </w:rPr>
-        <w:t xml:space="preserve"> </w:t>
-      </w:r>
-      <w:proofErr w:type="spellStart"/>
-      <w:r>
-        <w:rPr>
-          <w:rFonts w:ascii="Times New Roman" w:hAnsi="Times New Roman"/>
-          <w:color w:val="000000"/>
-          <w:sz w:val="28"/>
-          <w:szCs w:val="28"/>
-        </w:rPr>
-        <w:t>Chart</w:t>
-      </w:r>
-      <w:proofErr w:type="spellEnd"/>
-      <w:r>
-        <w:rPr>
-          <w:rFonts w:ascii="Times New Roman" w:hAnsi="Times New Roman"/>
-          <w:color w:val="000000"/>
-          <w:sz w:val="28"/>
-          <w:szCs w:val="28"/>
-        </w:rPr>
-        <w:t xml:space="preserve">. Директива {{- </w:t>
-      </w:r>
-      <w:proofErr w:type="spellStart"/>
-      <w:r>
-        <w:rPr>
-          <w:rFonts w:ascii="Times New Roman" w:hAnsi="Times New Roman"/>
-          <w:color w:val="000000"/>
-          <w:sz w:val="28"/>
-          <w:szCs w:val="28"/>
-        </w:rPr>
-        <w:t>range</w:t>
-      </w:r>
-      <w:proofErr w:type="spellEnd"/>
-      <w:r>
-        <w:rPr>
-          <w:rFonts w:ascii="Times New Roman" w:hAnsi="Times New Roman"/>
-          <w:color w:val="000000"/>
-          <w:sz w:val="28"/>
-          <w:szCs w:val="28"/>
-        </w:rPr>
-        <w:t xml:space="preserve"> }}</w:t>
-      </w:r>
-      <w:r>
-        <w:rPr>
-          <w:rFonts w:ascii="Times New Roman" w:hAnsi="Times New Roman"/>
-          <w:color w:val="000000"/>
-          <w:sz w:val="28"/>
-          <w:szCs w:val="28"/>
-        </w:rPr>
-        <w:t xml:space="preserve"> </w:t>
-      </w:r>
-      <w:r>
-        <w:rPr>
-          <w:rFonts w:ascii="Times New Roman" w:hAnsi="Times New Roman"/>
-          <w:color w:val="000000"/>
-          <w:sz w:val="28"/>
-          <w:szCs w:val="28"/>
-        </w:rPr>
-        <w:t xml:space="preserve">генерирует пары Service + </w:t>
-      </w:r>
-      <w:proofErr w:type="spellStart"/>
-      <w:r>
-        <w:rPr>
-          <w:rFonts w:ascii="Times New Roman" w:hAnsi="Times New Roman"/>
-          <w:color w:val="000000"/>
-          <w:sz w:val="28"/>
-          <w:szCs w:val="28"/>
-        </w:rPr>
-        <w:t>StatefulSet</w:t>
-      </w:r>
-      <w:proofErr w:type="spellEnd"/>
-      <w:r>
-        <w:rPr>
-          <w:rFonts w:ascii="Times New Roman" w:hAnsi="Times New Roman"/>
-          <w:color w:val="000000"/>
-          <w:sz w:val="28"/>
-          <w:szCs w:val="28"/>
-        </w:rPr>
-        <w:t xml:space="preserve"> для каждого узла из </w:t>
-      </w:r>
-      <w:proofErr w:type="spellStart"/>
-      <w:r>
-        <w:rPr>
-          <w:rFonts w:ascii="Times New Roman" w:hAnsi="Times New Roman"/>
-          <w:color w:val="000000"/>
-          <w:sz w:val="28"/>
-          <w:szCs w:val="28"/>
-        </w:rPr>
-        <w:t>values.yaml</w:t>
-      </w:r>
-      <w:proofErr w:type="spellEnd"/>
-      <w:r>
-        <w:rPr>
-          <w:rFonts w:ascii="Times New Roman" w:hAnsi="Times New Roman"/>
-          <w:color w:val="000000"/>
-          <w:sz w:val="28"/>
-          <w:szCs w:val="28"/>
-        </w:rPr>
-        <w:t>; сервис блокировок подключается условно через {{-</w:t>
-      </w:r>
-      <w:r>
-        <w:rPr>
-          <w:rFonts w:ascii="Times New Roman" w:hAnsi="Times New Roman"/>
-          <w:color w:val="000000"/>
-          <w:sz w:val="28"/>
-          <w:szCs w:val="28"/>
-        </w:rPr>
-        <w:t> </w:t>
-      </w:r>
-      <w:proofErr w:type="spellStart"/>
-      <w:r>
-        <w:rPr>
-          <w:rFonts w:ascii="Times New Roman" w:hAnsi="Times New Roman"/>
-          <w:color w:val="000000"/>
-          <w:sz w:val="28"/>
-          <w:szCs w:val="28"/>
-        </w:rPr>
-        <w:t>if</w:t>
-      </w:r>
-      <w:proofErr w:type="spellEnd"/>
-      <w:r>
-        <w:rPr>
-          <w:rFonts w:ascii="Times New Roman" w:hAnsi="Times New Roman"/>
-          <w:color w:val="000000"/>
-          <w:sz w:val="28"/>
-          <w:szCs w:val="28"/>
-        </w:rPr>
-        <w:t> </w:t>
-      </w:r>
-      <w:r>
-        <w:rPr>
-          <w:rFonts w:ascii="Times New Roman" w:hAnsi="Times New Roman"/>
-          <w:color w:val="000000"/>
-          <w:sz w:val="28"/>
-          <w:szCs w:val="28"/>
-        </w:rPr>
-        <w:t>.</w:t>
-      </w:r>
-      <w:proofErr w:type="spellStart"/>
-      <w:r>
-        <w:rPr>
-          <w:rFonts w:ascii="Times New Roman" w:hAnsi="Times New Roman"/>
-          <w:color w:val="000000"/>
-          <w:sz w:val="28"/>
-          <w:szCs w:val="28"/>
-        </w:rPr>
-        <w:t>Values.locker.enabled</w:t>
-      </w:r>
-      <w:proofErr w:type="spellEnd"/>
-      <w:r>
-        <w:rPr>
-          <w:rFonts w:ascii="Times New Roman" w:hAnsi="Times New Roman"/>
-          <w:color w:val="000000"/>
-          <w:sz w:val="28"/>
-          <w:szCs w:val="28"/>
-        </w:rPr>
-        <w:t xml:space="preserve"> }}. Для </w:t>
-      </w:r>
-      <w:proofErr w:type="spellStart"/>
-      <w:r>
-        <w:rPr>
-          <w:rFonts w:ascii="Times New Roman" w:hAnsi="Times New Roman"/>
-          <w:color w:val="000000"/>
-          <w:sz w:val="28"/>
-          <w:szCs w:val="28"/>
-        </w:rPr>
-        <w:t>воркеров</w:t>
-      </w:r>
-      <w:proofErr w:type="spellEnd"/>
-      <w:r>
-        <w:rPr>
-          <w:rFonts w:ascii="Times New Roman" w:hAnsi="Times New Roman"/>
-          <w:color w:val="000000"/>
-          <w:sz w:val="28"/>
-          <w:szCs w:val="28"/>
-        </w:rPr>
-        <w:t xml:space="preserve"> применяется </w:t>
-      </w:r>
-      <w:proofErr w:type="spellStart"/>
-      <w:r>
-        <w:rPr>
-          <w:rFonts w:ascii="Times New Roman" w:hAnsi="Times New Roman"/>
-          <w:color w:val="000000"/>
-          <w:sz w:val="28"/>
-          <w:szCs w:val="28"/>
-        </w:rPr>
-        <w:t>Headless</w:t>
-      </w:r>
-      <w:proofErr w:type="spellEnd"/>
-      <w:r>
-        <w:rPr>
-          <w:rFonts w:ascii="Times New Roman" w:hAnsi="Times New Roman"/>
-          <w:color w:val="000000"/>
-          <w:sz w:val="28"/>
-          <w:szCs w:val="28"/>
-        </w:rPr>
-        <w:t xml:space="preserve"> Service (</w:t>
-      </w:r>
-      <w:proofErr w:type="spellStart"/>
-      <w:r>
-        <w:rPr>
-          <w:rFonts w:ascii="Times New Roman" w:hAnsi="Times New Roman"/>
-          <w:color w:val="000000"/>
-          <w:sz w:val="28"/>
-          <w:szCs w:val="28"/>
-        </w:rPr>
-        <w:t>clusterIP</w:t>
-      </w:r>
-      <w:proofErr w:type="spellEnd"/>
-      <w:r>
-        <w:rPr>
-          <w:rFonts w:ascii="Times New Roman" w:hAnsi="Times New Roman"/>
-          <w:color w:val="000000"/>
-          <w:sz w:val="28"/>
-          <w:szCs w:val="28"/>
-        </w:rPr>
-        <w:t xml:space="preserve">: </w:t>
-      </w:r>
-      <w:proofErr w:type="spellStart"/>
-      <w:r>
-        <w:rPr>
-          <w:rFonts w:ascii="Times New Roman" w:hAnsi="Times New Roman"/>
-          <w:color w:val="000000"/>
-          <w:sz w:val="28"/>
-          <w:szCs w:val="28"/>
-        </w:rPr>
-        <w:t>None</w:t>
-      </w:r>
-      <w:proofErr w:type="spellEnd"/>
-      <w:r>
-        <w:rPr>
-          <w:rFonts w:ascii="Times New Roman" w:hAnsi="Times New Roman"/>
-          <w:color w:val="000000"/>
-          <w:sz w:val="28"/>
-          <w:szCs w:val="28"/>
-        </w:rPr>
-        <w:t>), обеспечивающий стабильную</w:t>
-      </w:r>
-      <w:r>
-        <w:rPr>
-          <w:rFonts w:ascii="Times New Roman" w:hAnsi="Times New Roman"/>
-          <w:color w:val="000000"/>
-          <w:sz w:val="28"/>
-          <w:szCs w:val="28"/>
-          <w:lang w:val="en-US"/>
-        </w:rPr>
-        <w:br/>
-      </w:r>
-      <w:r>
-        <w:rPr>
-          <w:rFonts w:ascii="Times New Roman" w:hAnsi="Times New Roman"/>
-          <w:color w:val="000000"/>
-          <w:sz w:val="28"/>
-          <w:szCs w:val="28"/>
-        </w:rPr>
-        <w:t>DNS-адресацию, необходимую для </w:t>
-      </w:r>
-      <w:proofErr w:type="spellStart"/>
-      <w:r>
-        <w:rPr>
-          <w:rFonts w:ascii="Times New Roman" w:hAnsi="Times New Roman"/>
-          <w:color w:val="000000"/>
-          <w:sz w:val="28"/>
-          <w:szCs w:val="28"/>
-        </w:rPr>
-        <w:t>master_add_node</w:t>
-      </w:r>
-      <w:proofErr w:type="spellEnd"/>
-      <w:r>
-        <w:rPr>
-          <w:rFonts w:ascii="Times New Roman" w:hAnsi="Times New Roman"/>
-          <w:color w:val="000000"/>
-          <w:sz w:val="28"/>
-          <w:szCs w:val="28"/>
-        </w:rPr>
-        <w:t>()</w:t>
-      </w:r>
-      <w:r>
-        <w:rPr>
-          <w:rFonts w:ascii="Times New Roman" w:hAnsi="Times New Roman"/>
-          <w:color w:val="000000"/>
-          <w:sz w:val="28"/>
-          <w:szCs w:val="28"/>
-        </w:rPr>
-        <w:t xml:space="preserve"> </w:t>
-      </w:r>
-      <w:r>
-        <w:rPr>
-          <w:rFonts w:ascii="Times New Roman" w:hAnsi="Times New Roman"/>
-          <w:color w:val="000000"/>
-          <w:sz w:val="28"/>
-          <w:szCs w:val="28"/>
-        </w:rPr>
-        <w:t xml:space="preserve">в </w:t>
-      </w:r>
-      <w:proofErr w:type="spellStart"/>
-      <w:r>
-        <w:rPr>
-          <w:rFonts w:ascii="Times New Roman" w:hAnsi="Times New Roman"/>
-          <w:color w:val="000000"/>
-          <w:sz w:val="28"/>
-          <w:szCs w:val="28"/>
-        </w:rPr>
-        <w:t>Citus</w:t>
-      </w:r>
-      <w:proofErr w:type="spellEnd"/>
-      <w:r>
-        <w:rPr>
-          <w:rFonts w:ascii="Times New Roman" w:hAnsi="Times New Roman"/>
-          <w:color w:val="000000"/>
-          <w:sz w:val="28"/>
-          <w:szCs w:val="28"/>
-        </w:rPr>
-        <w:t>.</w:t>
       </w:r>
     </w:p>
     <w:p>
@@ -3118,6 +2809,64 @@
           <w:t>https://www.postgresql.org/docs/current/logical-replication.html</w:t>
         </w:r>
       </w:hyperlink>
+      <w:r>
+        <w:rPr>
+          <w:rFonts w:ascii="Times New Roman" w:hAnsi="Times New Roman"/>
+          <w:sz w:val="28"/>
+          <w:szCs w:val="28"/>
+          <w:lang w:val="en-US"/>
+        </w:rPr>
+        <w:t xml:space="preserve"> </w:t>
+      </w:r>
+      <w:r>
+        <w:rPr>
+          <w:rFonts w:ascii="Times New Roman" w:hAnsi="Times New Roman"/>
+          <w:sz w:val="28"/>
+          <w:szCs w:val="28"/>
+          <w:lang w:val="en-US"/>
+        </w:rPr>
+        <w:t>(</w:t>
+      </w:r>
+      <w:proofErr w:type="spellStart"/>
+      <w:r>
+        <w:rPr>
+          <w:rFonts w:ascii="Times New Roman" w:hAnsi="Times New Roman"/>
+          <w:sz w:val="28"/>
+          <w:szCs w:val="28"/>
+          <w:lang w:val="en-US"/>
+        </w:rPr>
+        <w:t>дата</w:t>
+      </w:r>
+      <w:proofErr w:type="spellEnd"/>
+      <w:r>
+        <w:rPr>
+          <w:rFonts w:ascii="Times New Roman" w:hAnsi="Times New Roman"/>
+          <w:sz w:val="28"/>
+          <w:szCs w:val="28"/>
+          <w:lang w:val="en-US"/>
+        </w:rPr>
+        <w:t xml:space="preserve"> </w:t>
+      </w:r>
+      <w:proofErr w:type="spellStart"/>
+      <w:r>
+        <w:rPr>
+          <w:rFonts w:ascii="Times New Roman" w:hAnsi="Times New Roman"/>
+          <w:sz w:val="28"/>
+          <w:szCs w:val="28"/>
+          <w:lang w:val="en-US"/>
+        </w:rPr>
+        <w:t>обращения</w:t>
+      </w:r>
+      <w:proofErr w:type="spellEnd"/>
+      <w:r>
+        <w:rPr>
+          <w:rFonts w:ascii="Times New Roman" w:hAnsi="Times New Roman"/>
+          <w:sz w:val="28"/>
+          <w:szCs w:val="28"/>
+          <w:lang w:val="en-US"/>
+        </w:rPr>
+        <w:t>: 17.04.2026).</w:t>
+      </w:r>
     </w:p>
     <w:p>
       <w:pPr>
@@ -3234,6 +2983,64 @@
           <w:t>https://docs.citusdata.com/en/v13.0/</w:t>
         </w:r>
       </w:hyperlink>
+      <w:r>
+        <w:rPr>
+          <w:rFonts w:ascii="Times New Roman" w:hAnsi="Times New Roman"/>
+          <w:sz w:val="28"/>
+          <w:szCs w:val="28"/>
+          <w:lang w:val="en-US"/>
+        </w:rPr>
+        <w:t xml:space="preserve"> </w:t>
+      </w:r>
+      <w:r>
+        <w:rPr>
+          <w:rFonts w:ascii="Times New Roman" w:hAnsi="Times New Roman"/>
+          <w:sz w:val="28"/>
+          <w:szCs w:val="28"/>
+          <w:lang w:val="en-US"/>
+        </w:rPr>
+        <w:t>(</w:t>
+      </w:r>
+      <w:proofErr w:type="spellStart"/>
+      <w:r>
+        <w:rPr>
+          <w:rFonts w:ascii="Times New Roman" w:hAnsi="Times New Roman"/>
+          <w:sz w:val="28"/>
+          <w:szCs w:val="28"/>
+          <w:lang w:val="en-US"/>
+        </w:rPr>
+        <w:t>дата</w:t>
+      </w:r>
+      <w:proofErr w:type="spellEnd"/>
+      <w:r>
+        <w:rPr>
+          <w:rFonts w:ascii="Times New Roman" w:hAnsi="Times New Roman"/>
+          <w:sz w:val="28"/>
+          <w:szCs w:val="28"/>
+          <w:lang w:val="en-US"/>
+        </w:rPr>
+        <w:t xml:space="preserve"> </w:t>
+      </w:r>
+      <w:proofErr w:type="spellStart"/>
+      <w:r>
+        <w:rPr>
+          <w:rFonts w:ascii="Times New Roman" w:hAnsi="Times New Roman"/>
+          <w:sz w:val="28"/>
+          <w:szCs w:val="28"/>
+          <w:lang w:val="en-US"/>
+        </w:rPr>
+        <w:t>обращения</w:t>
+      </w:r>
+      <w:proofErr w:type="spellEnd"/>
+      <w:r>
+        <w:rPr>
+          <w:rFonts w:ascii="Times New Roman" w:hAnsi="Times New Roman"/>
+          <w:sz w:val="28"/>
+          <w:szCs w:val="28"/>
+          <w:lang w:val="en-US"/>
+        </w:rPr>
+        <w:t>: 17.04.2026).</w:t>
+      </w:r>
     </w:p>
     <w:p>
       <w:pPr>
@@ -3346,6 +3153,64 @@
           <w:t>https://kubernetes.io/docs/concepts/workloads/controllers/statefulset/</w:t>
         </w:r>
       </w:hyperlink>
+      <w:r>
+        <w:rPr>
+          <w:rFonts w:ascii="Times New Roman" w:hAnsi="Times New Roman"/>
+          <w:sz w:val="28"/>
+          <w:szCs w:val="28"/>
+          <w:lang w:val="en-US"/>
+        </w:rPr>
+        <w:t xml:space="preserve"> </w:t>
+      </w:r>
+      <w:r>
+        <w:rPr>
+          <w:rFonts w:ascii="Times New Roman" w:hAnsi="Times New Roman"/>
+          <w:sz w:val="28"/>
+          <w:szCs w:val="28"/>
+          <w:lang w:val="en-US"/>
+        </w:rPr>
+        <w:t>(</w:t>
+      </w:r>
+      <w:proofErr w:type="spellStart"/>
+      <w:r>
+        <w:rPr>
+          <w:rFonts w:ascii="Times New Roman" w:hAnsi="Times New Roman"/>
+          <w:sz w:val="28"/>
+          <w:szCs w:val="28"/>
+          <w:lang w:val="en-US"/>
+        </w:rPr>
+        <w:t>дата</w:t>
+      </w:r>
+      <w:proofErr w:type="spellEnd"/>
+      <w:r>
+        <w:rPr>
+          <w:rFonts w:ascii="Times New Roman" w:hAnsi="Times New Roman"/>
+          <w:sz w:val="28"/>
+          <w:szCs w:val="28"/>
+          <w:lang w:val="en-US"/>
+        </w:rPr>
+        <w:t xml:space="preserve"> </w:t>
+      </w:r>
+      <w:proofErr w:type="spellStart"/>
+      <w:r>
+        <w:rPr>
+          <w:rFonts w:ascii="Times New Roman" w:hAnsi="Times New Roman"/>
+          <w:sz w:val="28"/>
+          <w:szCs w:val="28"/>
+          <w:lang w:val="en-US"/>
+        </w:rPr>
+        <w:t>обращения</w:t>
+      </w:r>
+      <w:proofErr w:type="spellEnd"/>
+      <w:r>
+        <w:rPr>
+          <w:rFonts w:ascii="Times New Roman" w:hAnsi="Times New Roman"/>
+          <w:sz w:val="28"/>
+          <w:szCs w:val="28"/>
+          <w:lang w:val="en-US"/>
+        </w:rPr>
+        <w:t>: 17.04.2026).</w:t>
+      </w:r>
     </w:p>
     <w:p>
       <w:pPr>
@@ -3440,6 +3305,64 @@
           <w:t>https://helm.sh/docs/chart_template_guide/</w:t>
         </w:r>
       </w:hyperlink>
+      <w:r>
+        <w:rPr>
+          <w:rFonts w:ascii="Times New Roman" w:hAnsi="Times New Roman"/>
+          <w:sz w:val="28"/>
+          <w:szCs w:val="28"/>
+          <w:lang w:val="en-US"/>
+        </w:rPr>
+        <w:t xml:space="preserve"> </w:t>
+      </w:r>
+      <w:r>
+        <w:rPr>
+          <w:rFonts w:ascii="Times New Roman" w:hAnsi="Times New Roman"/>
+          <w:sz w:val="28"/>
+          <w:szCs w:val="28"/>
+          <w:lang w:val="en-US"/>
+        </w:rPr>
+        <w:t>(</w:t>
+      </w:r>
+      <w:proofErr w:type="spellStart"/>
+      <w:r>
+        <w:rPr>
+          <w:rFonts w:ascii="Times New Roman" w:hAnsi="Times New Roman"/>
+          <w:sz w:val="28"/>
+          <w:szCs w:val="28"/>
+          <w:lang w:val="en-US"/>
+        </w:rPr>
+        <w:t>дата</w:t>
+      </w:r>
+      <w:proofErr w:type="spellEnd"/>
+      <w:r>
+        <w:rPr>
+          <w:rFonts w:ascii="Times New Roman" w:hAnsi="Times New Roman"/>
+          <w:sz w:val="28"/>
+          <w:szCs w:val="28"/>
+          <w:lang w:val="en-US"/>
+        </w:rPr>
+        <w:t xml:space="preserve"> </w:t>
+      </w:r>
+      <w:proofErr w:type="spellStart"/>
+      <w:r>
+        <w:rPr>
+          <w:rFonts w:ascii="Times New Roman" w:hAnsi="Times New Roman"/>
+          <w:sz w:val="28"/>
+          <w:szCs w:val="28"/>
+          <w:lang w:val="en-US"/>
+        </w:rPr>
+        <w:t>обращения</w:t>
+      </w:r>
+      <w:proofErr w:type="spellEnd"/>
+      <w:r>
+        <w:rPr>
+          <w:rFonts w:ascii="Times New Roman" w:hAnsi="Times New Roman"/>
+          <w:sz w:val="28"/>
+          <w:szCs w:val="28"/>
+          <w:lang w:val="en-US"/>
+        </w:rPr>
+        <w:t>: 17.04.2026).</w:t>
+      </w:r>
     </w:p>
     <w:p>
       <w:pPr>
@@ -3534,6 +3457,64 @@
           <w:t>https://www.postgresql.org/docs/current/dblink.html</w:t>
         </w:r>
       </w:hyperlink>
+      <w:r>
+        <w:rPr>
+          <w:rFonts w:ascii="Times New Roman" w:hAnsi="Times New Roman"/>
+          <w:sz w:val="28"/>
+          <w:szCs w:val="28"/>
+          <w:lang w:val="en-US"/>
+        </w:rPr>
+        <w:t xml:space="preserve"> </w:t>
+      </w:r>
+      <w:r>
+        <w:rPr>
+          <w:rFonts w:ascii="Times New Roman" w:hAnsi="Times New Roman"/>
+          <w:sz w:val="28"/>
+          <w:szCs w:val="28"/>
+          <w:lang w:val="en-US"/>
+        </w:rPr>
+        <w:t>(</w:t>
+      </w:r>
+      <w:proofErr w:type="spellStart"/>
+      <w:r>
+        <w:rPr>
+          <w:rFonts w:ascii="Times New Roman" w:hAnsi="Times New Roman"/>
+          <w:sz w:val="28"/>
+          <w:szCs w:val="28"/>
+          <w:lang w:val="en-US"/>
+        </w:rPr>
+        <w:t>дата</w:t>
+      </w:r>
+      <w:proofErr w:type="spellEnd"/>
+      <w:r>
+        <w:rPr>
+          <w:rFonts w:ascii="Times New Roman" w:hAnsi="Times New Roman"/>
+          <w:sz w:val="28"/>
+          <w:szCs w:val="28"/>
+          <w:lang w:val="en-US"/>
+        </w:rPr>
+        <w:t xml:space="preserve"> </w:t>
+      </w:r>
+      <w:proofErr w:type="spellStart"/>
+      <w:r>
+        <w:rPr>
+          <w:rFonts w:ascii="Times New Roman" w:hAnsi="Times New Roman"/>
+          <w:sz w:val="28"/>
+          <w:szCs w:val="28"/>
+          <w:lang w:val="en-US"/>
+        </w:rPr>
+        <w:t>обращения</w:t>
+      </w:r>
+      <w:proofErr w:type="spellEnd"/>
+      <w:r>
+        <w:rPr>
+          <w:rFonts w:ascii="Times New Roman" w:hAnsi="Times New Roman"/>
+          <w:sz w:val="28"/>
+          <w:szCs w:val="28"/>
+          <w:lang w:val="en-US"/>
+        </w:rPr>
+        <w:t>: 17.04.2026).</w:t>
+      </w:r>
     </w:p>
     <w:p>
       <w:pPr>
@@ -3640,6 +3621,55 @@
         </w:r>
       </w:hyperlink>
       <w:bookmarkEnd w:id="1"/>
+      <w:r>
+        <w:rPr>
+          <w:rFonts w:ascii="Times New Roman" w:hAnsi="Times New Roman"/>
+          <w:sz w:val="28"/>
+          <w:szCs w:val="28"/>
+          <w:lang w:val="en-US"/>
+        </w:rPr>
+        <w:t xml:space="preserve"> (</w:t>
+      </w:r>
+      <w:proofErr w:type="spellStart"/>
+      <w:r>
+        <w:rPr>
+          <w:rFonts w:ascii="Times New Roman" w:hAnsi="Times New Roman"/>
+          <w:sz w:val="28"/>
+          <w:szCs w:val="28"/>
+          <w:lang w:val="en-US"/>
+        </w:rPr>
+        <w:t>дата</w:t>
+      </w:r>
+      <w:proofErr w:type="spellEnd"/>
+      <w:r>
+        <w:rPr>
+          <w:rFonts w:ascii="Times New Roman" w:hAnsi="Times New Roman"/>
+          <w:sz w:val="28"/>
+          <w:szCs w:val="28"/>
+          <w:lang w:val="en-US"/>
+        </w:rPr>
+        <w:t xml:space="preserve"> </w:t>
+      </w:r>
+      <w:proofErr w:type="spellStart"/>
+      <w:r>
+        <w:rPr>
+          <w:rFonts w:ascii="Times New Roman" w:hAnsi="Times New Roman"/>
+          <w:sz w:val="28"/>
+          <w:szCs w:val="28"/>
+          <w:lang w:val="en-US"/>
+        </w:rPr>
+        <w:t>обращения</w:t>
+      </w:r>
+      <w:proofErr w:type="spellEnd"/>
+      <w:r>
+        <w:rPr>
+          <w:rFonts w:ascii="Times New Roman" w:hAnsi="Times New Roman"/>
+          <w:sz w:val="28"/>
+          <w:szCs w:val="28"/>
+          <w:lang w:val="en-US"/>
+        </w:rPr>
+        <w:t>: 17.04.2026).</w:t>
+      </w:r>
     </w:p>
     <w:sectPr>
       <w:headerReference w:type="even" r:id="rId14"/>
